--- a/出品承諾書_泉屋博古館東京.docx
+++ b/出品承諾書_泉屋博古館東京.docx
@@ -88,7 +88,7 @@
     <!-- 承諾文 -->
     <w:p>
       <w:r>
-        <w:t xml:space="preserve">　受贈記念特別展「大坂の豪商・加島屋旧蔵の名宝―五つの物語―」（仮称）に、下記の作品を出品することを承諾します。</w:t>
+        <w:t xml:space="preserve">　受贈記念特別展「大坂の豪商・加島屋旧蔵の名宝―○つの物語―」（仮称）に、下記の作品を出品することを承諾します。</w:t>
       </w:r>
     </w:p>
     <w:p>

--- a/出品承諾書_泉屋博古館東京.docx
+++ b/出品承諾書_泉屋博古館東京.docx
@@ -1,279 +1,384 @@
 
 <file path=word/document.xml><?xml version="1.0" encoding="utf-8"?>
-<w:document xmlns:mc="http://schemas.openxmlformats.org/markup-compatibility/2006" xmlns:r="http://schemas.openxmlformats.org/officeDocument/2006/relationships" xmlns:w="http://schemas.openxmlformats.org/wordprocessingml/2006/main" xmlns:w14="http://schemas.microsoft.com/office/word/2010/wordml" mc:Ignorable="w14">
+<w:document xmlns:wpc="http://schemas.microsoft.com/office/word/2010/wordprocessingCanvas" xmlns:cx="http://schemas.microsoft.com/office/drawing/2014/chartex" xmlns:cx1="http://schemas.microsoft.com/office/drawing/2015/9/8/chartex" xmlns:cx2="http://schemas.microsoft.com/office/drawing/2015/10/21/chartex" xmlns:cx3="http://schemas.microsoft.com/office/drawing/2016/5/9/chartex" xmlns:cx4="http://schemas.microsoft.com/office/drawing/2016/5/10/chartex" xmlns:cx5="http://schemas.microsoft.com/office/drawing/2016/5/11/chartex" xmlns:cx6="http://schemas.microsoft.com/office/drawing/2016/5/12/chartex" xmlns:cx7="http://schemas.microsoft.com/office/drawing/2016/5/13/chartex" xmlns:cx8="http://schemas.microsoft.com/office/drawing/2016/5/14/chartex" xmlns:mc="http://schemas.openxmlformats.org/markup-compatibility/2006" xmlns:aink="http://schemas.microsoft.com/office/drawing/2016/ink" xmlns:am3d="http://schemas.microsoft.com/office/drawing/2017/model3d" xmlns:o="urn:schemas-microsoft-com:office:office" xmlns:oel="http://schemas.microsoft.com/office/2019/extlst" xmlns:r="http://schemas.openxmlformats.org/officeDocument/2006/relationships" xmlns:m="http://schemas.openxmlformats.org/officeDocument/2006/math" xmlns:v="urn:schemas-microsoft-com:vml" xmlns:wp14="http://schemas.microsoft.com/office/word/2010/wordprocessingDrawing" xmlns:wp="http://schemas.openxmlformats.org/drawingml/2006/wordprocessingDrawing" xmlns:w10="urn:schemas-microsoft-com:office:word" xmlns:w="http://schemas.openxmlformats.org/wordprocessingml/2006/main" xmlns:w14="http://schemas.microsoft.com/office/word/2010/wordml" xmlns:w15="http://schemas.microsoft.com/office/word/2012/wordml" xmlns:w16cex="http://schemas.microsoft.com/office/word/2018/wordml/cex" xmlns:w16cid="http://schemas.microsoft.com/office/word/2016/wordml/cid" xmlns:w16="http://schemas.microsoft.com/office/word/2018/wordml" xmlns:w16du="http://schemas.microsoft.com/office/word/2023/wordml/word16du" xmlns:w16sdtdh="http://schemas.microsoft.com/office/word/2020/wordml/sdtdatahash" xmlns:w16sdtfl="http://schemas.microsoft.com/office/word/2024/wordml/sdtformatlock" xmlns:w16se="http://schemas.microsoft.com/office/word/2015/wordml/symex" xmlns:wpg="http://schemas.microsoft.com/office/word/2010/wordprocessingGroup" xmlns:wpi="http://schemas.microsoft.com/office/word/2010/wordprocessingInk" xmlns:wne="http://schemas.microsoft.com/office/word/2006/wordml" xmlns:wps="http://schemas.microsoft.com/office/word/2010/wordprocessingShape" mc:Ignorable="w14 w15 w16se w16cid w16 w16cex w16sdtdh w16sdtfl w16du wp14">
   <w:body>
-    <!-- 日付（右寄せ） -->
     <w:p>
       <w:pPr>
         <w:jc w:val="right"/>
       </w:pPr>
       <w:r>
-        <w:t xml:space="preserve">令和　　年　　月　　日</w:t>
-      </w:r>
-    </w:p>
-    <!-- 空行 -->
-    <w:p>
-      <w:r>
-        <w:t/>
-      </w:r>
-    </w:p>
-    <!-- 件名（中央・太字・大きめ） -->
+        <w:t>令和　　年　　月　　日</w:t>
+      </w:r>
+    </w:p>
+    <w:p/>
     <w:p>
       <w:pPr>
         <w:jc w:val="center"/>
+        <w:rPr>
+          <w:lang w:eastAsia="zh-TW"/>
+        </w:rPr>
       </w:pPr>
       <w:r>
         <w:rPr>
           <w:b/>
           <w:sz w:val="32"/>
           <w:szCs w:val="32"/>
+          <w:lang w:eastAsia="zh-TW"/>
         </w:rPr>
         <w:t>出　品　承　諾　書</w:t>
       </w:r>
     </w:p>
-    <!-- 空行 -->
-    <w:p>
-      <w:r>
-        <w:t/>
-      </w:r>
-    </w:p>
-    <!-- 宛先 -->
-    <w:p>
-      <w:r>
+    <w:p>
+      <w:pPr>
+        <w:rPr>
+          <w:lang w:eastAsia="zh-TW"/>
+        </w:rPr>
+      </w:pPr>
+    </w:p>
+    <w:p>
+      <w:pPr>
+        <w:rPr>
+          <w:lang w:eastAsia="zh-TW"/>
+        </w:rPr>
+      </w:pPr>
+      <w:r>
+        <w:rPr>
+          <w:lang w:eastAsia="zh-TW"/>
+        </w:rPr>
         <w:t>大阪市立東洋陶磁美術館</w:t>
       </w:r>
     </w:p>
     <w:p>
-      <w:r>
-        <w:t xml:space="preserve">　　館長　今井　敦　宛</w:t>
-      </w:r>
-    </w:p>
-    <!-- 空行 -->
-    <w:p>
-      <w:r>
-        <w:t/>
-      </w:r>
-    </w:p>
-    <!-- 所蔵者情報欄 -->
-    <w:p>
-      <w:pPr>
+      <w:pPr>
+        <w:rPr>
+          <w:lang w:eastAsia="zh-TW"/>
+        </w:rPr>
+      </w:pPr>
+      <w:r>
+        <w:rPr>
+          <w:lang w:eastAsia="zh-TW"/>
+        </w:rPr>
+        <w:t xml:space="preserve">　　館長　今井　</w:t>
+      </w:r>
+      <w:proofErr w:type="gramStart"/>
+      <w:r>
+        <w:rPr>
+          <w:lang w:eastAsia="zh-TW"/>
+        </w:rPr>
+        <w:t>敦</w:t>
+      </w:r>
+      <w:proofErr w:type="gramEnd"/>
+      <w:r>
+        <w:rPr>
+          <w:lang w:eastAsia="zh-TW"/>
+        </w:rPr>
+        <w:t xml:space="preserve">　</w:t>
+      </w:r>
+      <w:proofErr w:type="gramStart"/>
+      <w:r>
+        <w:rPr>
+          <w:lang w:eastAsia="zh-TW"/>
+        </w:rPr>
+        <w:t>宛</w:t>
+      </w:r>
+      <w:proofErr w:type="gramEnd"/>
+    </w:p>
+    <w:p>
+      <w:pPr>
+        <w:rPr>
+          <w:lang w:eastAsia="zh-TW"/>
+        </w:rPr>
+      </w:pPr>
+    </w:p>
+    <w:p>
+      <w:pPr>
+        <w:ind w:left="5880" w:right="840" w:firstLine="840"/>
+        <w:rPr>
+          <w:lang w:eastAsia="zh-TW"/>
+        </w:rPr>
+      </w:pPr>
+      <w:proofErr w:type="gramStart"/>
+      <w:r>
+        <w:rPr>
+          <w:lang w:eastAsia="zh-TW"/>
+        </w:rPr>
+        <w:t>御</w:t>
+      </w:r>
+      <w:proofErr w:type="gramEnd"/>
+      <w:r>
+        <w:rPr>
+          <w:lang w:eastAsia="zh-TW"/>
+        </w:rPr>
+        <w:t xml:space="preserve">住所　　　　　　　　　　　　　　　　　　　　　　　　</w:t>
+      </w:r>
+    </w:p>
+    <w:p>
+      <w:pPr>
+        <w:tabs>
+          <w:tab w:val="left" w:pos="5812"/>
+        </w:tabs>
+        <w:ind w:left="1680"/>
         <w:jc w:val="right"/>
       </w:pPr>
       <w:r>
-        <w:t xml:space="preserve">御住所　　　　　　　　　　　　　　　　　　　　　　　　</w:t>
+        <w:rPr>
+          <w:rFonts w:hint="eastAsia"/>
+        </w:rPr>
+        <w:t xml:space="preserve">　　　　　　　　　　　　</w:t>
+      </w:r>
+      <w:r>
+        <w:t>御芳名</w:t>
+      </w:r>
+      <w:r>
+        <w:t xml:space="preserve">　　　　　</w:t>
+      </w:r>
+      <w:r>
+        <w:tab/>
+      </w:r>
+      <w:r>
+        <w:t xml:space="preserve">　　　　　　　　　　　　　印</w:t>
       </w:r>
     </w:p>
     <w:p>
       <w:pPr>
         <w:jc w:val="right"/>
-      </w:pPr>
-      <w:r>
-        <w:t xml:space="preserve">御芳名　　　　　　　　　　　　　　　　　　　　　　　　　　　　印</w:t>
-      </w:r>
-    </w:p>
+        <w:rPr>
+          <w:lang w:eastAsia="zh-TW"/>
+        </w:rPr>
+      </w:pPr>
+      <w:r>
+        <w:rPr>
+          <w:lang w:eastAsia="zh-TW"/>
+        </w:rPr>
+        <w:t xml:space="preserve">電話番号　　　　　　　　　　　　　　　　　　　　　　　　　　　　</w:t>
+      </w:r>
+    </w:p>
+    <w:p>
+      <w:pPr>
+        <w:rPr>
+          <w:lang w:eastAsia="zh-TW"/>
+        </w:rPr>
+      </w:pPr>
+    </w:p>
+    <w:p>
+      <w:r>
+        <w:rPr>
+          <w:lang w:eastAsia="zh-TW"/>
+        </w:rPr>
+        <w:t xml:space="preserve">　</w:t>
+      </w:r>
+      <w:r>
+        <w:t>受贈記念特別展「大坂の豪商・加島屋旧蔵の名宝</w:t>
+      </w:r>
+      <w:r>
+        <w:t>―○</w:t>
+      </w:r>
+      <w:r>
+        <w:t>つの物語</w:t>
+      </w:r>
+      <w:r>
+        <w:t>―</w:t>
+      </w:r>
+      <w:r>
+        <w:t>」（仮称）に、下記の作品を出品することを承諾します。</w:t>
+      </w:r>
+    </w:p>
+    <w:p>
+      <w:r>
+        <w:rPr/>
+        <w:t>　あわせて、</w:t>
+      </w:r>
+      <w:r>
+        <w:rPr>
+          <w:color w:val="FF0000"/>
+        </w:rPr>
+        <w:t>展覧会関連書籍の制作（求龍堂発行予定）</w:t>
+      </w:r>
+      <w:r>
+        <w:rPr/>
+        <w:t>、会場内画像パネル・映像制作、展覧会の広報の目的に限っての印刷物等（ポスター、チラシ、入場券、招待券、看板等）制作、新聞・雑誌等の情報掲載紙（誌）、教育普及、事業報告、インターネット等における写真の利用（SNS含む）、資料用および展示映像制作のための写真・映像撮影、テレビ・雑誌・新聞等各種媒体による映像および写真撮影・放映（作品の一点撮り含む）についても承諾します。</w:t>
+      </w:r>
+    </w:p>
+    <w:p/>
+    <w:p>
+      <w:pPr>
+        <w:jc w:val="center"/>
+      </w:pPr>
+      <w:r>
+        <w:t>記</w:t>
+      </w:r>
+    </w:p>
+    <w:p/>
+    <w:p>
+      <w:r>
+        <w:rPr>
+          <w:b/>
+        </w:rPr>
+        <w:t>出品作品名称</w:t>
+      </w:r>
+    </w:p>
+    <w:p>
+      <w:r>
+        <w:t xml:space="preserve">　　大名物　紅葉呉器茶碗　　朝鮮時代・</w:t>
+      </w:r>
+      <w:r>
+        <w:t>16</w:t>
+      </w:r>
+      <w:r>
+        <w:t>世紀　　１口</w:t>
+      </w:r>
+    </w:p>
+    <w:p/>
+    <w:p>
+      <w:r>
+        <w:rPr>
+          <w:b/>
+        </w:rPr>
+        <w:t>貸出期間</w:t>
+      </w:r>
+    </w:p>
+    <w:p>
+      <w:r>
+        <w:t xml:space="preserve">　　</w:t>
+      </w:r>
+      <w:r>
+        <w:t>2027</w:t>
+      </w:r>
+      <w:r>
+        <w:t>年３月下旬から</w:t>
+      </w:r>
+      <w:r>
+        <w:t>10</w:t>
+      </w:r>
+      <w:r>
+        <w:t>月上旬まで（予定）</w:t>
+      </w:r>
+    </w:p>
+    <w:p>
+      <w:r>
+        <w:t xml:space="preserve">　　</w:t>
+      </w:r>
+      <w:r>
+        <w:t>※</w:t>
+      </w:r>
+      <w:r>
+        <w:t>借用・返却の具体的な日程については、別途ご相談ください。</w:t>
+      </w:r>
+    </w:p>
+    <w:p/>
+    <w:p>
+      <w:pPr>
+        <w:rPr>
+          <w:b/>
+        </w:rPr>
+      </w:pPr>
+    </w:p>
+    <w:p>
+      <w:r>
+        <w:rPr>
+          <w:b/>
+        </w:rPr>
+        <w:t>作品データ</w:t>
+      </w:r>
+    </w:p>
+    <w:p>
+      <w:r>
+        <w:t xml:space="preserve">　　別紙リスト記載のデータに誤りがございましたら、ご訂正いただきますようお願いします。</w:t>
+      </w:r>
+    </w:p>
+    <w:p>
+      <w:r>
+        <w:t xml:space="preserve">　　（規定の英題がございましたら、別紙リストにご記入ください。）</w:t>
+      </w:r>
+    </w:p>
+    <w:p/>
+    <w:p>
+      <w:r>
+        <w:rPr>
+          <w:b/>
+        </w:rPr>
+        <w:t>条件等</w:t>
+      </w:r>
+    </w:p>
+    <w:p>
+      <w:r>
+        <w:t xml:space="preserve">　　（貸し出しや画像の広報使用、作品の一点撮りなどについて）</w:t>
+      </w:r>
+    </w:p>
+    <w:p/>
+    <w:p/>
+    <w:p/>
+    <w:p>
+      <w:r>
+        <w:rPr>
+          <w:color w:val="FF0000"/>
+        </w:rPr>
+        <w:t xml:space="preserve">　また、広報・教育普及用資料および展覧会関連書籍等への掲載を目的とした写真家・六田知弘氏による本作品の新規撮影についても承諾します。なお、撮影データは撮影後に当館へ提供されることを了解します。</w:t>
+      </w:r>
+    </w:p>
+    <w:p/>
+    <w:p>
+      <w:r>
+        <w:rPr>
+          <w:color w:val="FF0000"/>
+          <w:b/>
+        </w:rPr>
+        <w:t xml:space="preserve">来館者による作品撮影</w:t>
+      </w:r>
+    </w:p>
+    <w:p>
+      <w:r>
+        <w:rPr>
+          <w:color w:val="FF0000"/>
+        </w:rPr>
+        <w:t xml:space="preserve">　　□ 可　　・　　□ 不可　　・　　□ 応相談</w:t>
+      </w:r>
+    </w:p>
+    <w:p/>
+    <w:p>
+      <w:r>
+        <w:rPr>
+          <w:b/>
+        </w:rPr>
+        <w:t>展覧会グッズへの画像使用</w:t>
+      </w:r>
+      <w:r>
+        <w:t xml:space="preserve">　（いずれかにチェックをお願いいたします。）</w:t>
+      </w:r>
+    </w:p>
+    <w:p>
+      <w:r>
+        <w:t xml:space="preserve">　　</w:t>
+      </w:r>
+      <w:r>
+        <w:t xml:space="preserve">□ </w:t>
+      </w:r>
+      <w:r>
+        <w:t xml:space="preserve">可　　・　　</w:t>
+      </w:r>
+      <w:r>
+        <w:t xml:space="preserve">□ </w:t>
+      </w:r>
+      <w:r>
+        <w:t xml:space="preserve">不可　　・　　</w:t>
+      </w:r>
+      <w:r>
+        <w:t xml:space="preserve">□ </w:t>
+      </w:r>
+      <w:r>
+        <w:t>応相談</w:t>
+      </w:r>
+    </w:p>
+    <w:p/>
     <w:p>
       <w:pPr>
         <w:jc w:val="right"/>
       </w:pPr>
       <w:r>
-        <w:t xml:space="preserve">電話番号　　　　　　　　　　　　　　　　　　　　　　　　　　　　</w:t>
-      </w:r>
-    </w:p>
-    <!-- 空行 -->
-    <w:p>
-      <w:r>
-        <w:t/>
-      </w:r>
-    </w:p>
-    <!-- 承諾文 -->
-    <w:p>
-      <w:r>
-        <w:t xml:space="preserve">　受贈記念特別展「大坂の豪商・加島屋旧蔵の名宝―○つの物語―」（仮称）に、下記の作品を出品することを承諾します。</w:t>
-      </w:r>
-    </w:p>
-    <w:p>
-      <w:r>
-        <w:t xml:space="preserve">　あわせて、展覧会図録制作、会場内画像パネル・映像制作、展覧会の広報の目的に限っての印刷物等（ポスター、チラシ、入場券、招待券、看板等）制作、新聞・雑誌等の情報掲載紙（誌）、教育普及、事業報告、インターネット等における写真の利用（SNS含む）、資料用および展示映像制作のための写真・映像撮影、テレビ・雑誌・新聞等各種媒体による映像および写真撮影・放映（作品の一点撮り含む）についても承諾します。</w:t>
-      </w:r>
-    </w:p>
-    <!-- 空行 -->
-    <w:p>
-      <w:r>
-        <w:t/>
-      </w:r>
-    </w:p>
-    <!-- 記 -->
-    <w:p>
-      <w:pPr>
-        <w:jc w:val="center"/>
-      </w:pPr>
-      <w:r>
-        <w:t>記</w:t>
-      </w:r>
-    </w:p>
-    <!-- 空行 -->
-    <w:p>
-      <w:r>
-        <w:t/>
-      </w:r>
-    </w:p>
-    <!-- 出品作品 -->
-    <w:p>
-      <w:r>
-        <w:rPr>
-          <w:b/>
-        </w:rPr>
-        <w:t>出品作品名称</w:t>
-      </w:r>
-    </w:p>
-    <w:p>
-      <w:r>
-        <w:t xml:space="preserve">　　大名物　紅葉呉器茶碗　　朝鮮時代・16世紀　　１口</w:t>
-      </w:r>
-    </w:p>
-    <!-- 空行 -->
-    <w:p>
-      <w:r>
-        <w:t/>
-      </w:r>
-    </w:p>
-    <!-- 貸出期間 -->
-    <w:p>
-      <w:r>
-        <w:rPr>
-          <w:b/>
-        </w:rPr>
-        <w:t>貸出期間</w:t>
-      </w:r>
-    </w:p>
-    <w:p>
-      <w:r>
-        <w:t xml:space="preserve">　　2027年３月下旬から10月上旬まで（予定）</w:t>
-      </w:r>
-    </w:p>
-    <w:p>
-      <w:r>
-        <w:t xml:space="preserve">　　※借用・返却の具体的な日程については、別途ご相談ください。</w:t>
-      </w:r>
-    </w:p>
-    <!-- 空行 -->
-    <w:p>
-      <w:r>
-        <w:t/>
-      </w:r>
-    </w:p>
-    <!-- 所蔵の表記 -->
-    <w:p>
-      <w:r>
-        <w:rPr>
-          <w:b/>
-        </w:rPr>
-        <w:t>所蔵の表記</w:t>
-      </w:r>
-    </w:p>
-    <w:p>
-      <w:r>
-        <w:t xml:space="preserve">　　可〔　　　　　　　　　　　　　　　　〕　・　不可</w:t>
-      </w:r>
-    </w:p>
-    <!-- 空行 -->
-    <w:p>
-      <w:r>
-        <w:t/>
-      </w:r>
-    </w:p>
-    <!-- 作品データの確認 -->
-    <w:p>
-      <w:r>
-        <w:rPr>
-          <w:b/>
-        </w:rPr>
-        <w:t>作品データ</w:t>
-      </w:r>
-    </w:p>
-    <w:p>
-      <w:r>
-        <w:t xml:space="preserve">　　別紙リスト記載のデータに誤りがございましたら、ご訂正いただきますようお願いします。</w:t>
-      </w:r>
-    </w:p>
-    <w:p>
-      <w:r>
-        <w:t xml:space="preserve">　　（規定の英題がございましたら、別紙リストにご記入ください。）</w:t>
-      </w:r>
-    </w:p>
-    <!-- 空行 -->
-    <w:p>
-      <w:r>
-        <w:t/>
-      </w:r>
-    </w:p>
-    <!-- 条件等 -->
-    <w:p>
-      <w:r>
-        <w:rPr>
-          <w:b/>
-        </w:rPr>
-        <w:t>条件等</w:t>
-      </w:r>
-    </w:p>
-    <w:p>
-      <w:r>
-        <w:t xml:space="preserve">　　（貸し出しや画像の広報使用、作品の一点撮りなどについて）</w:t>
-      </w:r>
-    </w:p>
-    <w:p>
-      <w:r>
-        <w:t/>
-      </w:r>
-    </w:p>
-    <w:p>
-      <w:r>
-        <w:t/>
-      </w:r>
-    </w:p>
-    <w:p>
-      <w:r>
-        <w:t/>
-      </w:r>
-    </w:p>
-    <!-- 展覧会グッズ -->
-    <w:p>
-      <w:r>
-        <w:rPr>
-          <w:b/>
-        </w:rPr>
-        <w:t>展覧会グッズへの画像使用</w:t>
-      </w:r>
-      <w:r>
-        <w:t xml:space="preserve">　（いずれかにチェックをお願いいたします。）</w:t>
-      </w:r>
-    </w:p>
-    <w:p>
-      <w:r>
-        <w:t xml:space="preserve">　　□ 可　　・　　□ 不可　　・　　□ 応相談</w:t>
-      </w:r>
-    </w:p>
-    <!-- 空行 -->
-    <w:p>
-      <w:r>
-        <w:t/>
-      </w:r>
-    </w:p>
-    <!-- 以上（右寄せ） -->
-    <w:p>
-      <w:pPr>
-        <w:jc w:val="right"/>
-      </w:pPr>
-      <w:r>
         <w:t>以　上</w:t>
       </w:r>
     </w:p>
-    <!-- 返送先 -->
-    <w:p>
-      <w:r>
-        <w:t/>
-      </w:r>
-    </w:p>
+    <w:p/>
     <w:p>
       <w:pPr>
         <w:pBdr>
@@ -289,25 +394,60 @@
     </w:p>
     <w:p>
       <w:r>
+        <w:lastRenderedPageBreak/>
         <w:t xml:space="preserve">　大阪市立東洋陶磁美術館　学芸課（担当：小林　仁）</w:t>
       </w:r>
     </w:p>
     <w:p>
       <w:r>
-        <w:t xml:space="preserve">　〒530-0005　大阪市北区中之島1-1-26</w:t>
-      </w:r>
-    </w:p>
-    <w:p>
-      <w:r>
-        <w:t xml:space="preserve">　電話：06-6223-0058　　E-mail：xiaolin@moco.or.jp</w:t>
-      </w:r>
-    </w:p>
-    <w:p>
-      <w:r>
-        <w:t xml:space="preserve">　（FAXまたはメールにてご返送ください。）</w:t>
-      </w:r>
-    </w:p>
-    <w:sectPr/>
+        <w:t xml:space="preserve">　〒</w:t>
+      </w:r>
+      <w:r>
+        <w:t>530-0005</w:t>
+      </w:r>
+      <w:r>
+        <w:t xml:space="preserve">　大阪市北区中之島</w:t>
+      </w:r>
+      <w:r>
+        <w:t>1-1-26</w:t>
+      </w:r>
+    </w:p>
+    <w:p>
+      <w:r>
+        <w:t xml:space="preserve">　電話：</w:t>
+      </w:r>
+      <w:r>
+        <w:t>06-6223-0058</w:t>
+      </w:r>
+      <w:r>
+        <w:t xml:space="preserve">　　</w:t>
+      </w:r>
+      <w:r>
+        <w:t>E-mail</w:t>
+      </w:r>
+      <w:r>
+        <w:t>：</w:t>
+      </w:r>
+      <w:r>
+        <w:t>xiaolin@moco.or.jp</w:t>
+      </w:r>
+    </w:p>
+    <w:p>
+      <w:r>
+        <w:t xml:space="preserve">　（</w:t>
+      </w:r>
+      <w:r>
+        <w:t>FAX</w:t>
+      </w:r>
+      <w:r>
+        <w:t>またはメールにてご返送ください。）</w:t>
+      </w:r>
+    </w:p>
+    <w:sectPr>
+      <w:pgSz w:w="12240" w:h="15840"/>
+      <w:pgMar w:top="1985" w:right="1701" w:bottom="1701" w:left="1701" w:header="720" w:footer="720" w:gutter="0"/>
+      <w:cols w:space="720"/>
+    </w:sectPr>
   </w:body>
 </w:document>
 </file>
@@ -1398,21 +1538,6 @@
 </file>
 
 <file path=customXml/item2.xml><?xml version="1.0" encoding="utf-8"?>
-<b:Sources xmlns:b="http://schemas.openxmlformats.org/officeDocument/2006/bibliography" xmlns="http://schemas.openxmlformats.org/officeDocument/2006/bibliography" SelectedStyle="\APASixthEditionOfficeOnline.xsl" StyleName="APA" Version="6"/>
-</file>
-
-<file path=customXml/item3.xml><?xml version="1.0" encoding="utf-8"?>
-<p:properties xmlns:p="http://schemas.microsoft.com/office/2006/metadata/properties" xmlns:xsi="http://www.w3.org/2001/XMLSchema-instance" xmlns:pc="http://schemas.microsoft.com/office/infopath/2007/PartnerControls">
-  <documentManagement>
-    <lcf76f155ced4ddcb4097134ff3c332f xmlns="4557ea8d-188d-4695-9d8d-d9a5135bb720">
-      <Terms xmlns="http://schemas.microsoft.com/office/infopath/2007/PartnerControls"/>
-    </lcf76f155ced4ddcb4097134ff3c332f>
-    <TaxCatchAll xmlns="529d5243-f4aa-48e7-8613-15a8a8d8d461" xsi:nil="true"/>
-  </documentManagement>
-</p:properties>
-</file>
-
-<file path=customXml/item4.xml><?xml version="1.0" encoding="utf-8"?>
 <ct:contentTypeSchema xmlns:ct="http://schemas.microsoft.com/office/2006/metadata/contentType" xmlns:ma="http://schemas.microsoft.com/office/2006/metadata/properties/metaAttributes" ct:_="" ma:_="" ma:contentTypeName="y3_ドキュメント" ma:contentTypeID="0x010100080FCA192AF15740B363F998442A99D6002A4C9EB646A77E4ABE45A9F8E78E1B9A" ma:contentTypeVersion="24" ma:contentTypeDescription="" ma:contentTypeScope="" ma:versionID="3a9430fa66edad2d724f04770f271a33">
   <xsd:schema xmlns:xsd="http://www.w3.org/2001/XMLSchema" xmlns:xs="http://www.w3.org/2001/XMLSchema" xmlns:p="http://schemas.microsoft.com/office/2006/metadata/properties" xmlns:ns2="4557ea8d-188d-4695-9d8d-d9a5135bb720" xmlns:ns3="0d093f44-e8cb-40bf-803c-bd5a72fa9051" xmlns:ns4="529d5243-f4aa-48e7-8613-15a8a8d8d461" targetNamespace="http://schemas.microsoft.com/office/2006/metadata/properties" ma:root="true" ma:fieldsID="35fbc9b22798b8c54d5e36aef693428f" ns2:_="" ns3:_="" ns4:_="">
     <xsd:import namespace="4557ea8d-188d-4695-9d8d-d9a5135bb720"/>
@@ -1660,6 +1785,21 @@
 </ct:contentTypeSchema>
 </file>
 
+<file path=customXml/item3.xml><?xml version="1.0" encoding="utf-8"?>
+<p:properties xmlns:p="http://schemas.microsoft.com/office/2006/metadata/properties" xmlns:xsi="http://www.w3.org/2001/XMLSchema-instance" xmlns:pc="http://schemas.microsoft.com/office/infopath/2007/PartnerControls">
+  <documentManagement>
+    <lcf76f155ced4ddcb4097134ff3c332f xmlns="4557ea8d-188d-4695-9d8d-d9a5135bb720">
+      <Terms xmlns="http://schemas.microsoft.com/office/infopath/2007/PartnerControls"/>
+    </lcf76f155ced4ddcb4097134ff3c332f>
+    <TaxCatchAll xmlns="529d5243-f4aa-48e7-8613-15a8a8d8d461" xsi:nil="true"/>
+  </documentManagement>
+</p:properties>
+</file>
+
+<file path=customXml/item4.xml><?xml version="1.0" encoding="utf-8"?>
+<b:Sources xmlns:b="http://schemas.openxmlformats.org/officeDocument/2006/bibliography" xmlns="http://schemas.openxmlformats.org/officeDocument/2006/bibliography" SelectedStyle="\APASixthEditionOfficeOnline.xsl" StyleName="APA" Version="6"/>
+</file>
+
 <file path=customXml/itemProps1.xml><?xml version="1.0" encoding="utf-8"?>
 <ds:datastoreItem xmlns:ds="http://schemas.openxmlformats.org/officeDocument/2006/customXml" ds:itemID="{58DFEEAE-4BAC-4B61-850F-5F40D794DBB3}">
   <ds:schemaRefs>
@@ -1669,25 +1809,6 @@
 </file>
 
 <file path=customXml/itemProps2.xml><?xml version="1.0" encoding="utf-8"?>
-<ds:datastoreItem xmlns:ds="http://schemas.openxmlformats.org/officeDocument/2006/customXml" ds:itemID="{893907E9-DE0E-498C-8E1D-ACB0835B2D95}">
-  <ds:schemaRefs>
-    <ds:schemaRef ds:uri="http://schemas.openxmlformats.org/officeDocument/2006/bibliography"/>
-  </ds:schemaRefs>
-</ds:datastoreItem>
-</file>
-
-<file path=customXml/itemProps3.xml><?xml version="1.0" encoding="utf-8"?>
-<ds:datastoreItem xmlns:ds="http://schemas.openxmlformats.org/officeDocument/2006/customXml" ds:itemID="{2E12DA95-02CF-4DC4-893F-B49AFABC7DA2}">
-  <ds:schemaRefs>
-    <ds:schemaRef ds:uri="http://schemas.microsoft.com/office/2006/metadata/properties"/>
-    <ds:schemaRef ds:uri="http://schemas.microsoft.com/office/infopath/2007/PartnerControls"/>
-    <ds:schemaRef ds:uri="4557ea8d-188d-4695-9d8d-d9a5135bb720"/>
-    <ds:schemaRef ds:uri="529d5243-f4aa-48e7-8613-15a8a8d8d461"/>
-  </ds:schemaRefs>
-</ds:datastoreItem>
-</file>
-
-<file path=customXml/itemProps4.xml><?xml version="1.0" encoding="utf-8"?>
 <ds:datastoreItem xmlns:ds="http://schemas.openxmlformats.org/officeDocument/2006/customXml" ds:itemID="{22624B0C-D7C8-424D-A6DC-F653FE86BA69}">
   <ds:schemaRefs>
     <ds:schemaRef ds:uri="http://schemas.microsoft.com/office/2006/metadata/contentType"/>
@@ -1705,4 +1826,23 @@
     <ds:schemaRef ds:uri="http://schemas.microsoft.com/internal/obd"/>
   </ds:schemaRefs>
 </ds:datastoreItem>
+</file>
+
+<file path=customXml/itemProps3.xml><?xml version="1.0" encoding="utf-8"?>
+<ds:datastoreItem xmlns:ds="http://schemas.openxmlformats.org/officeDocument/2006/customXml" ds:itemID="{2E12DA95-02CF-4DC4-893F-B49AFABC7DA2}">
+  <ds:schemaRefs>
+    <ds:schemaRef ds:uri="http://schemas.microsoft.com/office/2006/metadata/properties"/>
+    <ds:schemaRef ds:uri="http://schemas.microsoft.com/office/infopath/2007/PartnerControls"/>
+    <ds:schemaRef ds:uri="4557ea8d-188d-4695-9d8d-d9a5135bb720"/>
+    <ds:schemaRef ds:uri="529d5243-f4aa-48e7-8613-15a8a8d8d461"/>
+  </ds:schemaRefs>
+</ds:datastoreItem>
+</file>
+
+<file path=customXml/itemProps4.xml><?xml version="1.0" encoding="utf-8"?>
+<ds:datastoreItem xmlns:ds="http://schemas.openxmlformats.org/officeDocument/2006/customXml" ds:itemID="{893907E9-DE0E-498C-8E1D-ACB0835B2D95}">
+  <ds:schemaRefs>
+    <ds:schemaRef ds:uri="http://schemas.openxmlformats.org/officeDocument/2006/bibliography"/>
+  </ds:schemaRefs>
+</ds:datastoreItem>
 </file>